--- a/cv/James Dillon Cover Letter Template.docx
+++ b/cv/James Dillon Cover Letter Template.docx
@@ -624,7 +624,7 @@
           <w:color w:val="1A1A1A"/>
           <w:sz w:val="21"/>
         </w:rPr>
-        <w:t xml:space="preserve">What I enjoy most is combining software with hardware. At MBDA I worked in a team to design and program a miniature guided missile on a Raspberry Pi, helping with the code, integrating the hardware and tracking down faults, and I saw how a large engineering programme is delivered from concept to implementation. At home I run a Home Assistant smart home on Zigbee, built an automatic pet feeder for my Extended Project Qualification (A*), and created OpenHighways, a live map of UK traffic cameras that I self-host with automated Docker deploys. </w:t>
+        <w:t xml:space="preserve">What I enjoy most is combining software with hardware. In July 2026 at MBDA I worked in a team to design and program a miniature guided missile on a Raspberry Pi, helping with the code, integrating the hardware and tracking down faults, and I saw how a large engineering programme is delivered from concept to implementation. At home I run a Home Assistant smart home with Zigbee devices and wall switches, built an automatic pet feeder for my Extended Project Qualification (A*), and created OpenHighways, a live map of UK traffic cameras that I self-host with automated Docker deploys. </w:t>
       </w:r>
       <w:r>
         <w:rPr>
